--- a/Exc2/Аргументация деления на домены.docx
+++ b/Exc2/Аргументация деления на домены.docx
@@ -60,6 +60,9 @@
       <w:r>
         <w:t xml:space="preserve"> сервис может оценить и проанализировать свои производственные показатели (операционные)</w:t>
       </w:r>
+      <w:r>
+        <w:t>;</w:t>
+      </w:r>
     </w:p>
     <w:p>
       <w:pPr>
@@ -70,23 +73,57 @@
         </w:numPr>
       </w:pPr>
       <w:r>
-        <w:t>Головная компания</w:t>
-      </w:r>
-      <w:r>
-        <w:t xml:space="preserve"> может анализировать производственные показатели по каждому бизнес юниту, а также финансовые показатели общие и в разрезе каждого юнита</w:t>
+        <w:t>Головная компания может анализировать производственные показатели по каждому бизнес юниту, а также финансовые показатели общие и в разрезе каждого юнита</w:t>
+      </w:r>
+      <w:r>
+        <w:t>.</w:t>
       </w:r>
     </w:p>
     <w:p>
       <w:r>
-        <w:t xml:space="preserve"> </w:t>
-      </w:r>
-      <w:r>
         <w:t>Плюсы:</w:t>
       </w:r>
     </w:p>
     <w:p>
       <w:r>
+        <w:t xml:space="preserve">- </w:t>
+      </w:r>
+      <w:r>
         <w:t>Масштабируемость, прозрачность и легкость анализа</w:t>
+      </w:r>
+      <w:r>
+        <w:t>;</w:t>
+      </w:r>
+      <w:r>
+        <w:br/>
+        <w:t>- В</w:t>
+      </w:r>
+      <w:r>
+        <w:t>се направления развива</w:t>
+      </w:r>
+      <w:r>
+        <w:t>ются</w:t>
+      </w:r>
+      <w:r>
+        <w:t xml:space="preserve"> независимо, но в то же время </w:t>
+      </w:r>
+      <w:r>
+        <w:t>есть</w:t>
+      </w:r>
+      <w:r>
+        <w:t xml:space="preserve"> един</w:t>
+      </w:r>
+      <w:r>
+        <w:t>ая</w:t>
+      </w:r>
+      <w:r>
+        <w:t xml:space="preserve"> картин</w:t>
+      </w:r>
+      <w:r>
+        <w:t>а</w:t>
+      </w:r>
+      <w:r>
+        <w:t xml:space="preserve"> по бизнес-показателям.</w:t>
       </w:r>
     </w:p>
     <w:sectPr>
